--- a/output/Week5_Comprehensive_Project_Report.docx
+++ b/output/Week5_Comprehensive_Project_Report.docx
@@ -306,8 +306,6 @@
                 <w:color w:val="38BDF8"/>
                 <w:sz w:val="19"/>
               </w:rPr>
-              <w:t># Preprocessing &amp; Analytical Pipeline Setup</w:t>
-              <w:br/>
               <w:t>import pandas as pd</w:t>
               <w:br/>
               <w:t>import numpy as np</w:t>
@@ -693,17 +691,11 @@
                 <w:color w:val="38BDF8"/>
                 <w:sz w:val="19"/>
               </w:rPr>
-              <w:t># Scipy Statistical Hypothesis Testing Execution</w:t>
-              <w:br/>
               <w:t>from scipy import stats</w:t>
               <w:br/>
               <w:br/>
-              <w:t># 1. Independent Two-Sample t-test</w:t>
-              <w:br/>
               <w:t>t_stat, p_val = stats.ttest_ind(variant_spend, control_spend, equal_var=False)</w:t>
               <w:br/>
-              <w:br/>
-              <w:t># 2. One-Way ANOVA across Tiers</w:t>
               <w:br/>
               <w:t>f_stat, anova_p = stats.f_oneway(*tier_groups)</w:t>
               <w:br/>
